--- a/tools/ksp-image-prompts/ручные_статьи_июнь/статья10_июнь_2026_chto-delat-esli-zub-bolit-posle-lecheniya.docx
+++ b/tools/ksp-image-prompts/ручные_статьи_июнь/статья10_июнь_2026_chto-delat-esli-zub-bolit-posle-lecheniya.docx
@@ -4,7 +4,21 @@
   <w:body>
     <w:p>
       <w:pPr>
-        <w:spacing w:after="240" w:before="0"/>
+        <w:spacing w:before="0" w:after="160" w:line="269" w:lineRule="auto"/>
+      </w:pPr>
+      <w:r>
+        <w:rPr>
+          <w:rFonts w:ascii="Arial" w:hAnsi="Arial"/>
+          <w:b/>
+          <w:color w:val="C00000"/>
+          <w:sz w:val="30"/>
+        </w:rPr>
+        <w:t>для Вконтакте:</w:t>
+      </w:r>
+    </w:p>
+    <w:p>
+      <w:pPr>
+        <w:spacing w:before="0" w:after="240" w:line="269" w:lineRule="auto"/>
       </w:pPr>
       <w:r>
         <w:rPr>
@@ -17,33 +31,7 @@
     </w:p>
     <w:p>
       <w:pPr>
-        <w:spacing w:after="160" w:before="0"/>
-      </w:pPr>
-      <w:r>
-        <w:rPr>
-          <w:rFonts w:ascii="Arial" w:hAnsi="Arial"/>
-          <w:b w:val="0"/>
-          <w:sz w:val="24"/>
-        </w:rPr>
-        <w:t>——————</w:t>
-      </w:r>
-    </w:p>
-    <w:p>
-      <w:pPr>
-        <w:spacing w:after="200" w:before="0"/>
-      </w:pPr>
-      <w:r>
-        <w:rPr>
-          <w:rFonts w:ascii="Arial" w:hAnsi="Arial"/>
-          <w:b/>
-          <w:sz w:val="28"/>
-        </w:rPr>
-        <w:t>Версия для ВКонтакте (ВК)</w:t>
-      </w:r>
-    </w:p>
-    <w:p>
-      <w:pPr>
-        <w:spacing w:after="80" w:before="0"/>
+        <w:spacing w:before="0" w:after="120" w:line="269" w:lineRule="auto"/>
       </w:pPr>
       <w:r>
         <w:rPr>
@@ -56,20 +44,21 @@
     </w:p>
     <w:p>
       <w:pPr>
-        <w:spacing w:after="80" w:before="0"/>
+        <w:spacing w:before="80" w:after="100" w:line="269" w:lineRule="auto"/>
       </w:pPr>
       <w:r>
         <w:rPr>
           <w:rFonts w:ascii="Arial" w:hAnsi="Arial"/>
-          <w:b w:val="0"/>
-          <w:sz w:val="24"/>
+          <w:b/>
+          <w:color w:val="1F4E79"/>
+          <w:sz w:val="26"/>
         </w:rPr>
         <w:t>📌 Что бывает нормой</w:t>
       </w:r>
     </w:p>
     <w:p>
       <w:pPr>
-        <w:spacing w:after="80" w:before="0"/>
+        <w:spacing w:before="0" w:after="60" w:line="269" w:lineRule="auto"/>
       </w:pPr>
       <w:r>
         <w:rPr>
@@ -82,7 +71,7 @@
     </w:p>
     <w:p>
       <w:pPr>
-        <w:spacing w:after="80" w:before="0"/>
+        <w:spacing w:before="0" w:after="60" w:line="269" w:lineRule="auto"/>
       </w:pPr>
       <w:r>
         <w:rPr>
@@ -95,7 +84,7 @@
     </w:p>
     <w:p>
       <w:pPr>
-        <w:spacing w:after="80" w:before="0"/>
+        <w:spacing w:before="0" w:after="60" w:line="269" w:lineRule="auto"/>
       </w:pPr>
       <w:r>
         <w:rPr>
@@ -108,33 +97,42 @@
     </w:p>
     <w:p>
       <w:pPr>
-        <w:spacing w:after="80" w:before="0"/>
+        <w:spacing w:before="80" w:after="100" w:line="269" w:lineRule="auto"/>
       </w:pPr>
+      <w:r>
+        <w:rPr>
+          <w:rFonts w:ascii="Arial" w:hAnsi="Arial"/>
+          <w:b/>
+          <w:color w:val="1F4E79"/>
+          <w:sz w:val="26"/>
+        </w:rPr>
+        <w:t>✅ Что сделать дома</w:t>
+      </w:r>
+    </w:p>
+    <w:p>
+      <w:pPr>
+        <w:spacing w:after="80" w:line="269" w:lineRule="auto"/>
+      </w:pPr>
+      <w:r>
+        <w:rPr>
+          <w:rFonts w:ascii="Arial" w:hAnsi="Arial"/>
+          <w:b/>
+          <w:sz w:val="24"/>
+        </w:rPr>
+        <w:t xml:space="preserve">1. </w:t>
+      </w:r>
       <w:r>
         <w:rPr>
           <w:rFonts w:ascii="Arial" w:hAnsi="Arial"/>
           <w:b w:val="0"/>
           <w:sz w:val="24"/>
         </w:rPr>
-        <w:t>✅ Что сделать дома</w:t>
+        <w:t>Нагружайте зуб осторожно.</w:t>
       </w:r>
     </w:p>
     <w:p>
       <w:pPr>
-        <w:spacing w:after="80" w:before="0"/>
-      </w:pPr>
-      <w:r>
-        <w:rPr>
-          <w:rFonts w:ascii="Arial" w:hAnsi="Arial"/>
-          <w:b w:val="0"/>
-          <w:sz w:val="24"/>
-        </w:rPr>
-        <w:t>1. Нагружайте зуб осторожно.</w:t>
-      </w:r>
-    </w:p>
-    <w:p>
-      <w:pPr>
-        <w:spacing w:after="80" w:before="0"/>
+        <w:spacing w:before="0" w:after="120" w:line="269" w:lineRule="auto"/>
       </w:pPr>
       <w:r>
         <w:rPr>
@@ -147,20 +145,28 @@
     </w:p>
     <w:p>
       <w:pPr>
-        <w:spacing w:after="80" w:before="0"/>
+        <w:spacing w:after="80" w:line="269" w:lineRule="auto"/>
       </w:pPr>
+      <w:r>
+        <w:rPr>
+          <w:rFonts w:ascii="Arial" w:hAnsi="Arial"/>
+          <w:b/>
+          <w:sz w:val="24"/>
+        </w:rPr>
+        <w:t xml:space="preserve">2. </w:t>
+      </w:r>
       <w:r>
         <w:rPr>
           <w:rFonts w:ascii="Arial" w:hAnsi="Arial"/>
           <w:b w:val="0"/>
           <w:sz w:val="24"/>
         </w:rPr>
-        <w:t>2. Соблюдайте рекомендации врача.</w:t>
+        <w:t>Соблюдайте рекомендации врача.</w:t>
       </w:r>
     </w:p>
     <w:p>
       <w:pPr>
-        <w:spacing w:after="80" w:before="0"/>
+        <w:spacing w:before="0" w:after="120" w:line="269" w:lineRule="auto"/>
       </w:pPr>
       <w:r>
         <w:rPr>
@@ -173,20 +179,28 @@
     </w:p>
     <w:p>
       <w:pPr>
-        <w:spacing w:after="80" w:before="0"/>
+        <w:spacing w:after="80" w:line="269" w:lineRule="auto"/>
       </w:pPr>
+      <w:r>
+        <w:rPr>
+          <w:rFonts w:ascii="Arial" w:hAnsi="Arial"/>
+          <w:b/>
+          <w:sz w:val="24"/>
+        </w:rPr>
+        <w:t xml:space="preserve">3. </w:t>
+      </w:r>
       <w:r>
         <w:rPr>
           <w:rFonts w:ascii="Arial" w:hAnsi="Arial"/>
           <w:b w:val="0"/>
           <w:sz w:val="24"/>
         </w:rPr>
-        <w:t>3. Поддерживайте гигиену.</w:t>
+        <w:t>Поддерживайте гигиену.</w:t>
       </w:r>
     </w:p>
     <w:p>
       <w:pPr>
-        <w:spacing w:after="80" w:before="0"/>
+        <w:spacing w:before="0" w:after="120" w:line="269" w:lineRule="auto"/>
       </w:pPr>
       <w:r>
         <w:rPr>
@@ -199,20 +213,28 @@
     </w:p>
     <w:p>
       <w:pPr>
-        <w:spacing w:after="80" w:before="0"/>
+        <w:spacing w:after="80" w:line="269" w:lineRule="auto"/>
       </w:pPr>
+      <w:r>
+        <w:rPr>
+          <w:rFonts w:ascii="Arial" w:hAnsi="Arial"/>
+          <w:b/>
+          <w:sz w:val="24"/>
+        </w:rPr>
+        <w:t xml:space="preserve">4. </w:t>
+      </w:r>
       <w:r>
         <w:rPr>
           <w:rFonts w:ascii="Arial" w:hAnsi="Arial"/>
           <w:b w:val="0"/>
           <w:sz w:val="24"/>
         </w:rPr>
-        <w:t>4. Не прогревайте щёку без разрешения врача.</w:t>
+        <w:t>Не прогревайте щёку без разрешения врача.</w:t>
       </w:r>
     </w:p>
     <w:p>
       <w:pPr>
-        <w:spacing w:after="80" w:before="0"/>
+        <w:spacing w:before="0" w:after="120" w:line="269" w:lineRule="auto"/>
       </w:pPr>
       <w:r>
         <w:rPr>
@@ -225,20 +247,21 @@
     </w:p>
     <w:p>
       <w:pPr>
-        <w:spacing w:after="80" w:before="0"/>
+        <w:spacing w:before="80" w:after="100" w:line="269" w:lineRule="auto"/>
       </w:pPr>
       <w:r>
         <w:rPr>
           <w:rFonts w:ascii="Arial" w:hAnsi="Arial"/>
-          <w:b w:val="0"/>
-          <w:sz w:val="24"/>
+          <w:b/>
+          <w:color w:val="1F4E79"/>
+          <w:sz w:val="26"/>
         </w:rPr>
         <w:t>⚠️ Когда звонить в клинику скорее</w:t>
       </w:r>
     </w:p>
     <w:p>
       <w:pPr>
-        <w:spacing w:after="80" w:before="0"/>
+        <w:spacing w:before="0" w:after="60" w:line="269" w:lineRule="auto"/>
       </w:pPr>
       <w:r>
         <w:rPr>
@@ -251,7 +274,7 @@
     </w:p>
     <w:p>
       <w:pPr>
-        <w:spacing w:after="80" w:before="0"/>
+        <w:spacing w:before="0" w:after="60" w:line="269" w:lineRule="auto"/>
       </w:pPr>
       <w:r>
         <w:rPr>
@@ -264,7 +287,7 @@
     </w:p>
     <w:p>
       <w:pPr>
-        <w:spacing w:after="80" w:before="0"/>
+        <w:spacing w:before="0" w:after="60" w:line="269" w:lineRule="auto"/>
       </w:pPr>
       <w:r>
         <w:rPr>
@@ -277,7 +300,7 @@
     </w:p>
     <w:p>
       <w:pPr>
-        <w:spacing w:after="80" w:before="0"/>
+        <w:spacing w:before="0" w:after="60" w:line="269" w:lineRule="auto"/>
       </w:pPr>
       <w:r>
         <w:rPr>
@@ -290,7 +313,7 @@
     </w:p>
     <w:p>
       <w:pPr>
-        <w:spacing w:after="80" w:before="0"/>
+        <w:spacing w:before="0" w:after="60" w:line="269" w:lineRule="auto"/>
       </w:pPr>
       <w:r>
         <w:rPr>
@@ -303,20 +326,21 @@
     </w:p>
     <w:p>
       <w:pPr>
-        <w:spacing w:after="80" w:before="0"/>
+        <w:spacing w:before="80" w:after="100" w:line="269" w:lineRule="auto"/>
       </w:pPr>
       <w:r>
         <w:rPr>
           <w:rFonts w:ascii="Arial" w:hAnsi="Arial"/>
-          <w:b w:val="0"/>
-          <w:sz w:val="24"/>
+          <w:b/>
+          <w:color w:val="1F4E79"/>
+          <w:sz w:val="26"/>
         </w:rPr>
         <w:t>💡 Важно</w:t>
       </w:r>
     </w:p>
     <w:p>
       <w:pPr>
-        <w:spacing w:after="80" w:before="0"/>
+        <w:spacing w:before="0" w:after="120" w:line="269" w:lineRule="auto"/>
       </w:pPr>
       <w:r>
         <w:rPr>
@@ -329,7 +353,171 @@
     </w:p>
     <w:p>
       <w:pPr>
-        <w:spacing w:after="80" w:before="0"/>
+        <w:spacing w:before="0" w:after="80" w:line="269" w:lineRule="auto"/>
+      </w:pPr>
+      <w:r>
+        <w:rPr>
+          <w:rFonts w:ascii="Arial" w:hAnsi="Arial"/>
+          <w:b/>
+          <w:sz w:val="24"/>
+        </w:rPr>
+        <w:t>📞 Запись в Королёвскую стоматологическую поликлинику: 8 (499) 490-55-55</w:t>
+      </w:r>
+    </w:p>
+    <w:p>
+      <w:pPr>
+        <w:spacing w:before="0" w:after="80" w:line="269" w:lineRule="auto"/>
+      </w:pPr>
+      <w:r>
+        <w:rPr>
+          <w:rFonts w:ascii="Arial" w:hAnsi="Arial"/>
+          <w:b/>
+          <w:sz w:val="24"/>
+        </w:rPr>
+        <w:t>🌐 https://clck.ru/3N8E8Q</w:t>
+      </w:r>
+    </w:p>
+    <w:p>
+      <w:pPr>
+        <w:spacing w:before="0" w:after="80" w:line="269" w:lineRule="auto"/>
+      </w:pPr>
+      <w:r>
+        <w:rPr>
+          <w:rFonts w:ascii="Arial" w:hAnsi="Arial"/>
+          <w:b w:val="0"/>
+          <w:sz w:val="24"/>
+        </w:rPr>
+        <w:t>#КоролёвскаяСтоматологическаяПоликлиника #КоролёвскаяСтоматология #стоматологияКоролёв</w:t>
+      </w:r>
+    </w:p>
+    <w:p>
+      <w:r>
+        <w:br w:type="page"/>
+      </w:r>
+    </w:p>
+    <w:p>
+      <w:pPr>
+        <w:spacing w:before="0" w:after="160" w:line="269" w:lineRule="auto"/>
+      </w:pPr>
+      <w:r>
+        <w:rPr>
+          <w:rFonts w:ascii="Arial" w:hAnsi="Arial"/>
+          <w:b/>
+          <w:color w:val="C00000"/>
+          <w:sz w:val="30"/>
+        </w:rPr>
+        <w:t>для Макс,Телеграм:</w:t>
+      </w:r>
+    </w:p>
+    <w:p>
+      <w:pPr>
+        <w:spacing w:before="0" w:after="240" w:line="269" w:lineRule="auto"/>
+      </w:pPr>
+      <w:r>
+        <w:rPr>
+          <w:rFonts w:ascii="Arial" w:hAnsi="Arial"/>
+          <w:b/>
+          <w:sz w:val="36"/>
+        </w:rPr>
+        <w:t>Что делать, если зуб болит после лечения</w:t>
+      </w:r>
+    </w:p>
+    <w:p>
+      <w:pPr>
+        <w:spacing w:before="0" w:after="120" w:line="269" w:lineRule="auto"/>
+      </w:pPr>
+      <w:r>
+        <w:rPr>
+          <w:rFonts w:ascii="Arial" w:hAnsi="Arial"/>
+          <w:b w:val="0"/>
+          <w:sz w:val="24"/>
+        </w:rPr>
+        <w:t>🦷🩺 Лёгкая чувствительность после лечения 1–3 дня бывает нормальной. Нарастающая боль — уже не норма.</w:t>
+      </w:r>
+    </w:p>
+    <w:p>
+      <w:pPr>
+        <w:spacing w:before="80" w:after="100" w:line="269" w:lineRule="auto"/>
+      </w:pPr>
+      <w:r>
+        <w:rPr>
+          <w:rFonts w:ascii="Arial" w:hAnsi="Arial"/>
+          <w:b/>
+          <w:color w:val="1F4E79"/>
+          <w:sz w:val="26"/>
+        </w:rPr>
+        <w:t>✅ Дома:</w:t>
+      </w:r>
+    </w:p>
+    <w:p>
+      <w:pPr>
+        <w:spacing w:before="0" w:after="60" w:line="269" w:lineRule="auto"/>
+      </w:pPr>
+      <w:r>
+        <w:rPr>
+          <w:rFonts w:ascii="Arial" w:hAnsi="Arial"/>
+          <w:b w:val="0"/>
+          <w:sz w:val="24"/>
+        </w:rPr>
+        <w:t>— жуйте осторожнее на этой стороне</w:t>
+      </w:r>
+    </w:p>
+    <w:p>
+      <w:pPr>
+        <w:spacing w:before="0" w:after="60" w:line="269" w:lineRule="auto"/>
+      </w:pPr>
+      <w:r>
+        <w:rPr>
+          <w:rFonts w:ascii="Arial" w:hAnsi="Arial"/>
+          <w:b w:val="0"/>
+          <w:sz w:val="24"/>
+        </w:rPr>
+        <w:t>— соблюдайте рекомендации врача</w:t>
+      </w:r>
+    </w:p>
+    <w:p>
+      <w:pPr>
+        <w:spacing w:before="0" w:after="60" w:line="269" w:lineRule="auto"/>
+      </w:pPr>
+      <w:r>
+        <w:rPr>
+          <w:rFonts w:ascii="Arial" w:hAnsi="Arial"/>
+          <w:b w:val="0"/>
+          <w:sz w:val="24"/>
+        </w:rPr>
+        <w:t>— аккуратно чистите зубы</w:t>
+      </w:r>
+    </w:p>
+    <w:p>
+      <w:pPr>
+        <w:spacing w:before="0" w:after="60" w:line="269" w:lineRule="auto"/>
+      </w:pPr>
+      <w:r>
+        <w:rPr>
+          <w:rFonts w:ascii="Arial" w:hAnsi="Arial"/>
+          <w:b w:val="0"/>
+          <w:sz w:val="24"/>
+        </w:rPr>
+        <w:t>— не прогревайте щёку без разрешения</w:t>
+      </w:r>
+    </w:p>
+    <w:p>
+      <w:pPr>
+        <w:spacing w:before="80" w:after="100" w:line="269" w:lineRule="auto"/>
+      </w:pPr>
+      <w:r>
+        <w:rPr>
+          <w:rFonts w:ascii="Arial" w:hAnsi="Arial"/>
+          <w:b/>
+          <w:color w:val="1F4E79"/>
+          <w:sz w:val="26"/>
+        </w:rPr>
+        <w:t>⚠️ Срочно свяжитесь с клиникой, если боль усиливается, есть отёк/температура, зуб мешает закрыть рот или невозможно спать.</w:t>
+      </w:r>
+    </w:p>
+    <w:p>
+      <w:pPr>
+        <w:spacing w:before="0" w:after="80" w:line="269" w:lineRule="auto"/>
       </w:pPr>
       <w:r>
         <w:rPr>
@@ -342,7 +530,7 @@
     </w:p>
     <w:p>
       <w:pPr>
-        <w:spacing w:after="80" w:before="0"/>
+        <w:spacing w:before="0" w:after="80" w:line="269" w:lineRule="auto"/>
       </w:pPr>
       <w:r>
         <w:rPr>
@@ -355,175 +543,7 @@
     </w:p>
     <w:p>
       <w:pPr>
-        <w:spacing w:after="80" w:before="0"/>
-      </w:pPr>
-      <w:r>
-        <w:rPr>
-          <w:rFonts w:ascii="Arial" w:hAnsi="Arial"/>
-          <w:b w:val="0"/>
-          <w:sz w:val="24"/>
-        </w:rPr>
-        <w:t>#КоролёвскаяСтоматологическаяПоликлиника #КоролёвскаяСтоматология #стоматологияКоролёв</w:t>
-      </w:r>
-    </w:p>
-    <w:p>
-      <w:pPr>
-        <w:spacing w:after="120" w:before="0"/>
-      </w:pPr>
-      <w:r>
-        <w:rPr>
-          <w:rFonts w:ascii="Arial" w:hAnsi="Arial"/>
-          <w:b w:val="0"/>
-          <w:sz w:val="24"/>
-        </w:rPr>
-      </w:r>
-    </w:p>
-    <w:p>
-      <w:pPr>
-        <w:spacing w:after="160" w:before="0"/>
-      </w:pPr>
-      <w:r>
-        <w:rPr>
-          <w:rFonts w:ascii="Arial" w:hAnsi="Arial"/>
-          <w:b w:val="0"/>
-          <w:sz w:val="24"/>
-        </w:rPr>
-        <w:t>——————</w:t>
-      </w:r>
-    </w:p>
-    <w:p>
-      <w:pPr>
-        <w:spacing w:after="200" w:before="0"/>
-      </w:pPr>
-      <w:r>
-        <w:rPr>
-          <w:rFonts w:ascii="Arial" w:hAnsi="Arial"/>
-          <w:b/>
-          <w:sz w:val="28"/>
-        </w:rPr>
-        <w:t>Версия для Telegram / MAX (ТГ)</w:t>
-      </w:r>
-    </w:p>
-    <w:p>
-      <w:pPr>
-        <w:spacing w:after="80" w:before="0"/>
-      </w:pPr>
-      <w:r>
-        <w:rPr>
-          <w:rFonts w:ascii="Arial" w:hAnsi="Arial"/>
-          <w:b w:val="0"/>
-          <w:sz w:val="24"/>
-        </w:rPr>
-        <w:t>🦷🩺 Лёгкая чувствительность после лечения 1–3 дня бывает нормальной. Нарастающая боль — уже не норма.</w:t>
-      </w:r>
-    </w:p>
-    <w:p>
-      <w:pPr>
-        <w:spacing w:after="80" w:before="0"/>
-      </w:pPr>
-      <w:r>
-        <w:rPr>
-          <w:rFonts w:ascii="Arial" w:hAnsi="Arial"/>
-          <w:b w:val="0"/>
-          <w:sz w:val="24"/>
-        </w:rPr>
-        <w:t>✅ Дома:</w:t>
-      </w:r>
-    </w:p>
-    <w:p>
-      <w:pPr>
-        <w:spacing w:after="80" w:before="0"/>
-      </w:pPr>
-      <w:r>
-        <w:rPr>
-          <w:rFonts w:ascii="Arial" w:hAnsi="Arial"/>
-          <w:b w:val="0"/>
-          <w:sz w:val="24"/>
-        </w:rPr>
-        <w:t>— жуйте осторожнее на этой стороне</w:t>
-      </w:r>
-    </w:p>
-    <w:p>
-      <w:pPr>
-        <w:spacing w:after="80" w:before="0"/>
-      </w:pPr>
-      <w:r>
-        <w:rPr>
-          <w:rFonts w:ascii="Arial" w:hAnsi="Arial"/>
-          <w:b w:val="0"/>
-          <w:sz w:val="24"/>
-        </w:rPr>
-        <w:t>— соблюдайте рекомендации врача</w:t>
-      </w:r>
-    </w:p>
-    <w:p>
-      <w:pPr>
-        <w:spacing w:after="80" w:before="0"/>
-      </w:pPr>
-      <w:r>
-        <w:rPr>
-          <w:rFonts w:ascii="Arial" w:hAnsi="Arial"/>
-          <w:b w:val="0"/>
-          <w:sz w:val="24"/>
-        </w:rPr>
-        <w:t>— аккуратно чистите зубы</w:t>
-      </w:r>
-    </w:p>
-    <w:p>
-      <w:pPr>
-        <w:spacing w:after="80" w:before="0"/>
-      </w:pPr>
-      <w:r>
-        <w:rPr>
-          <w:rFonts w:ascii="Arial" w:hAnsi="Arial"/>
-          <w:b w:val="0"/>
-          <w:sz w:val="24"/>
-        </w:rPr>
-        <w:t>— не прогревайте щёку без разрешения</w:t>
-      </w:r>
-    </w:p>
-    <w:p>
-      <w:pPr>
-        <w:spacing w:after="80" w:before="0"/>
-      </w:pPr>
-      <w:r>
-        <w:rPr>
-          <w:rFonts w:ascii="Arial" w:hAnsi="Arial"/>
-          <w:b w:val="0"/>
-          <w:sz w:val="24"/>
-        </w:rPr>
-        <w:t>⚠️ Срочно свяжитесь с клиникой, если боль усиливается, есть отёк/температура, зуб мешает закрыть рот или невозможно спать.</w:t>
-      </w:r>
-    </w:p>
-    <w:p>
-      <w:pPr>
-        <w:spacing w:after="80" w:before="0"/>
-      </w:pPr>
-      <w:r>
-        <w:rPr>
-          <w:rFonts w:ascii="Arial" w:hAnsi="Arial"/>
-          <w:b w:val="0"/>
-          <w:sz w:val="24"/>
-        </w:rPr>
-        <w:t>📞 Запись в Королёвскую стоматологическую поликлинику: 8 (499) 490-55-55</w:t>
-      </w:r>
-    </w:p>
-    <w:p>
-      <w:pPr>
-        <w:spacing w:after="80" w:before="0"/>
-      </w:pPr>
-      <w:r>
-        <w:rPr>
-          <w:rFonts w:ascii="Arial" w:hAnsi="Arial"/>
-          <w:b w:val="0"/>
-          <w:sz w:val="24"/>
-        </w:rPr>
-        <w:t>🌐 https://clck.ru/3N8E8Q</w:t>
-      </w:r>
-    </w:p>
-    <w:p>
-      <w:pPr>
-        <w:spacing w:after="80" w:before="0"/>
+        <w:spacing w:before="0" w:after="80" w:line="269" w:lineRule="auto"/>
       </w:pPr>
       <w:r>
         <w:rPr>
